--- a/Assignments/Week1_Assignment.docx
+++ b/Assignments/Week1_Assignment.docx
@@ -9,8 +9,8 @@
         </w:pBdr>
         <w:spacing w:after="120"/>
         <w:rPr>
-          <w:sz w:val="22"/>
-          <w:szCs w:val="22"/>
+          <w:sz w:val="21"/>
+          <w:szCs w:val="21"/>
         </w:rPr>
       </w:pPr>
       <w:r>
@@ -18,8 +18,8 @@
           <w:i/>
           <w:iCs/>
           <w:color w:val="666666"/>
-          <w:sz w:val="18"/>
-          <w:szCs w:val="18"/>
+          <w:sz w:val="16"/>
+          <w:szCs w:val="16"/>
         </w:rPr>
         <w:t>MGMT298D: Science and Strategy of AI | UCLA Anderson</w:t>
       </w:r>
@@ -27,259 +27,483 @@
     <w:p>
       <w:pPr>
         <w:pStyle w:val="Heading1"/>
+        <w:rPr>
+          <w:sz w:val="28"/>
+          <w:szCs w:val="28"/>
+        </w:rPr>
+      </w:pPr>
+      <w:r>
+        <w:rPr>
+          <w:b w:val="0"/>
+          <w:bCs w:val="0"/>
+          <w:i/>
+          <w:iCs/>
+          <w:color w:val="002060"/>
+          <w:sz w:val="22"/>
+          <w:szCs w:val="22"/>
+        </w:rPr>
+        <w:t>Assignment 1</w:t>
+      </w:r>
+      <w:r>
         <w:rPr>
           <w:sz w:val="32"/>
           <w:szCs w:val="32"/>
         </w:rPr>
-      </w:pPr>
-      <w:r>
-        <w:t>Linear Regression with Feature Engineering: Demand Forecasting</w:t>
-      </w:r>
-    </w:p>
-    <w:p>
-      <w:pPr>
-        <w:spacing w:before="60" w:after="360"/>
+        <w:br/>
+      </w:r>
+      <w:r>
+        <w:rPr>
+          <w:sz w:val="32"/>
+          <w:szCs w:val="32"/>
+        </w:rPr>
+        <w:t xml:space="preserve">Linear Regression with Feature Engineering: </w:t>
+      </w:r>
+      <w:r>
+        <w:rPr>
+          <w:sz w:val="32"/>
+          <w:szCs w:val="32"/>
+        </w:rPr>
+        <w:t xml:space="preserve">H&amp;M </w:t>
+      </w:r>
+      <w:r>
+        <w:rPr>
+          <w:sz w:val="32"/>
+          <w:szCs w:val="32"/>
+        </w:rPr>
+        <w:t>Sales</w:t>
+      </w:r>
+      <w:r>
+        <w:rPr>
+          <w:sz w:val="32"/>
+          <w:szCs w:val="32"/>
+        </w:rPr>
+        <w:t xml:space="preserve"> Forecasting</w:t>
+      </w:r>
+    </w:p>
+    <w:p>
+      <w:pPr>
+        <w:spacing w:after="0"/>
         <w:rPr>
           <w:sz w:val="22"/>
           <w:szCs w:val="22"/>
         </w:rPr>
       </w:pPr>
-      <w:r>
-        <w:rPr>
-          <w:i/>
-          <w:iCs/>
-          <w:color w:val="666666"/>
-          <w:sz w:val="21"/>
-          <w:szCs w:val="21"/>
-        </w:rPr>
-        <w:t>Week 1</w:t>
+    </w:p>
+    <w:p>
+      <w:pPr>
+        <w:pStyle w:val="Heading3"/>
+        <w:rPr>
+          <w:sz w:val="20"/>
+          <w:szCs w:val="20"/>
+        </w:rPr>
+      </w:pPr>
+      <w:r>
+        <w:rPr>
+          <w:sz w:val="20"/>
+          <w:szCs w:val="20"/>
+        </w:rPr>
+        <w:t>Instructions.</w:t>
+      </w:r>
+      <w:r>
+        <w:rPr>
+          <w:b w:val="0"/>
+          <w:bCs w:val="0"/>
+          <w:color w:val="000000" w:themeColor="text1"/>
+          <w:sz w:val="20"/>
+          <w:szCs w:val="20"/>
+        </w:rPr>
+        <w:t xml:space="preserve"> Build </w:t>
+      </w:r>
+      <w:r>
+        <w:rPr>
+          <w:b w:val="0"/>
+          <w:bCs w:val="0"/>
+          <w:color w:val="000000" w:themeColor="text1"/>
+          <w:sz w:val="20"/>
+          <w:szCs w:val="20"/>
+        </w:rPr>
+        <w:t xml:space="preserve">regression </w:t>
+      </w:r>
+      <w:r>
+        <w:rPr>
+          <w:b w:val="0"/>
+          <w:bCs w:val="0"/>
+          <w:color w:val="000000" w:themeColor="text1"/>
+          <w:sz w:val="20"/>
+          <w:szCs w:val="20"/>
+        </w:rPr>
+        <w:t xml:space="preserve">models using the Week 1 web application and answer the following questions. Upload your completed assignment to </w:t>
+      </w:r>
+      <w:proofErr w:type="spellStart"/>
+      <w:r>
+        <w:rPr>
+          <w:b w:val="0"/>
+          <w:bCs w:val="0"/>
+          <w:color w:val="000000" w:themeColor="text1"/>
+          <w:sz w:val="20"/>
+          <w:szCs w:val="20"/>
+        </w:rPr>
+        <w:t>BruinLearn</w:t>
+      </w:r>
+      <w:proofErr w:type="spellEnd"/>
+      <w:r>
+        <w:rPr>
+          <w:b w:val="0"/>
+          <w:bCs w:val="0"/>
+          <w:color w:val="000000" w:themeColor="text1"/>
+          <w:sz w:val="20"/>
+          <w:szCs w:val="20"/>
+        </w:rPr>
+        <w:t xml:space="preserve"> as a PDF.</w:t>
       </w:r>
     </w:p>
     <w:p>
       <w:pPr>
         <w:spacing w:after="0"/>
-      </w:pPr>
-    </w:p>
-    <w:p>
-      <w:pPr>
-        <w:pStyle w:val="Heading2"/>
-        <w:rPr>
-          <w:sz w:val="24"/>
-          <w:szCs w:val="24"/>
-        </w:rPr>
-      </w:pPr>
-      <w:r>
-        <w:rPr>
-          <w:sz w:val="24"/>
-          <w:szCs w:val="24"/>
-        </w:rPr>
-        <w:t>Instructions</w:t>
-      </w:r>
-    </w:p>
-    <w:p>
-      <w:pPr>
         <w:rPr>
           <w:sz w:val="22"/>
           <w:szCs w:val="22"/>
         </w:rPr>
       </w:pPr>
-      <w:r>
-        <w:rPr>
-          <w:sz w:val="22"/>
-          <w:szCs w:val="22"/>
-        </w:rPr>
-        <w:t xml:space="preserve">Build models using the Week 1 web application and answer the following questions. Upload your completed assignment to </w:t>
+    </w:p>
+    <w:p>
+      <w:pPr>
+        <w:spacing w:after="0"/>
+        <w:rPr>
+          <w:sz w:val="20"/>
+          <w:szCs w:val="20"/>
+        </w:rPr>
+      </w:pPr>
+    </w:p>
+    <w:p>
+      <w:pPr>
+        <w:pStyle w:val="Heading3"/>
+        <w:rPr>
+          <w:b w:val="0"/>
+          <w:bCs w:val="0"/>
+          <w:color w:val="000000" w:themeColor="text1"/>
+          <w:sz w:val="20"/>
+          <w:szCs w:val="20"/>
+        </w:rPr>
+      </w:pPr>
+      <w:r>
+        <w:rPr>
+          <w:sz w:val="20"/>
+          <w:szCs w:val="20"/>
+        </w:rPr>
+        <w:t>Question 1</w:t>
+      </w:r>
+      <w:r>
+        <w:rPr>
+          <w:sz w:val="20"/>
+          <w:szCs w:val="20"/>
+        </w:rPr>
+        <w:t>.</w:t>
+      </w:r>
+      <w:r>
+        <w:rPr>
+          <w:b w:val="0"/>
+          <w:bCs w:val="0"/>
+          <w:color w:val="000000" w:themeColor="text1"/>
+          <w:sz w:val="20"/>
+          <w:szCs w:val="20"/>
+        </w:rPr>
+        <w:t xml:space="preserve"> </w:t>
+      </w:r>
+      <w:r>
+        <w:rPr>
+          <w:b w:val="0"/>
+          <w:bCs w:val="0"/>
+          <w:color w:val="000000" w:themeColor="text1"/>
+          <w:sz w:val="20"/>
+          <w:szCs w:val="20"/>
+        </w:rPr>
+        <w:t>Build an OLS regression model (No regularization) to predict sales</w:t>
+      </w:r>
+      <w:r>
+        <w:rPr>
+          <w:b w:val="0"/>
+          <w:bCs w:val="0"/>
+          <w:color w:val="000000" w:themeColor="text1"/>
+          <w:sz w:val="20"/>
+          <w:szCs w:val="20"/>
+        </w:rPr>
+        <w:t xml:space="preserve"> for the “Coat” product category.</w:t>
+      </w:r>
+      <w:r>
+        <w:rPr>
+          <w:b w:val="0"/>
+          <w:bCs w:val="0"/>
+          <w:color w:val="000000" w:themeColor="text1"/>
+          <w:sz w:val="20"/>
+          <w:szCs w:val="20"/>
+        </w:rPr>
+        <w:t xml:space="preserve"> </w:t>
+      </w:r>
+      <w:r>
+        <w:rPr>
+          <w:b w:val="0"/>
+          <w:bCs w:val="0"/>
+          <w:color w:val="000000" w:themeColor="text1"/>
+          <w:sz w:val="20"/>
+          <w:szCs w:val="20"/>
+        </w:rPr>
+        <w:t xml:space="preserve">Use the </w:t>
+      </w:r>
+      <w:r>
+        <w:rPr>
+          <w:b w:val="0"/>
+          <w:bCs w:val="0"/>
+          <w:color w:val="000000" w:themeColor="text1"/>
+          <w:sz w:val="20"/>
+          <w:szCs w:val="20"/>
+        </w:rPr>
+        <w:t xml:space="preserve">following variables: “Price”, “Lag 1”, and “Price Delta %”. </w:t>
+      </w:r>
+      <w:r>
+        <w:rPr>
+          <w:b w:val="0"/>
+          <w:bCs w:val="0"/>
+          <w:color w:val="000000" w:themeColor="text1"/>
+          <w:sz w:val="20"/>
+          <w:szCs w:val="20"/>
+        </w:rPr>
+        <w:t xml:space="preserve">Report the mean absolute error on the test set (note the units are sales quantity per week). </w:t>
+      </w:r>
+    </w:p>
+    <w:p/>
+    <w:p/>
+    <w:p>
+      <w:pPr>
+        <w:rPr>
+          <w:sz w:val="20"/>
+          <w:szCs w:val="20"/>
+        </w:rPr>
+      </w:pPr>
+    </w:p>
+    <w:p>
+      <w:pPr>
+        <w:rPr>
+          <w:sz w:val="20"/>
+          <w:szCs w:val="20"/>
+        </w:rPr>
+      </w:pPr>
+    </w:p>
+    <w:p>
+      <w:pPr>
+        <w:rPr>
+          <w:sz w:val="20"/>
+          <w:szCs w:val="20"/>
+        </w:rPr>
+      </w:pPr>
+    </w:p>
+    <w:p>
+      <w:pPr>
+        <w:pStyle w:val="Heading3"/>
+        <w:rPr>
+          <w:b w:val="0"/>
+          <w:bCs w:val="0"/>
+          <w:color w:val="000000" w:themeColor="text1"/>
+          <w:sz w:val="20"/>
+          <w:szCs w:val="20"/>
+        </w:rPr>
+      </w:pPr>
+      <w:r>
+        <w:rPr>
+          <w:sz w:val="20"/>
+          <w:szCs w:val="20"/>
+        </w:rPr>
+        <w:t>Question 2</w:t>
+      </w:r>
+      <w:r>
+        <w:rPr>
+          <w:sz w:val="20"/>
+          <w:szCs w:val="20"/>
+        </w:rPr>
+        <w:t xml:space="preserve">. </w:t>
+      </w:r>
+      <w:r>
+        <w:rPr>
+          <w:b w:val="0"/>
+          <w:bCs w:val="0"/>
+          <w:color w:val="000000" w:themeColor="text1"/>
+          <w:sz w:val="20"/>
+          <w:szCs w:val="20"/>
+        </w:rPr>
+        <w:t>Compare models using (1) raw 'price' only, (2) '</w:t>
       </w:r>
       <w:proofErr w:type="spellStart"/>
       <w:r>
         <w:rPr>
-          <w:sz w:val="22"/>
-          <w:szCs w:val="22"/>
-        </w:rPr>
-        <w:t>BruinLearn</w:t>
+          <w:b w:val="0"/>
+          <w:bCs w:val="0"/>
+          <w:color w:val="000000" w:themeColor="text1"/>
+          <w:sz w:val="20"/>
+          <w:szCs w:val="20"/>
+        </w:rPr>
+        <w:t>log_price</w:t>
       </w:r>
       <w:proofErr w:type="spellEnd"/>
       <w:r>
         <w:rPr>
-          <w:sz w:val="22"/>
-          <w:szCs w:val="22"/>
-        </w:rPr>
-        <w:t>.</w:t>
-      </w:r>
-    </w:p>
-    <w:p>
-      <w:pPr>
-        <w:spacing w:after="0"/>
-      </w:pPr>
-    </w:p>
-    <w:p>
-      <w:pPr>
-        <w:pStyle w:val="Heading2"/>
-        <w:rPr>
-          <w:sz w:val="24"/>
-          <w:szCs w:val="24"/>
-        </w:rPr>
-      </w:pPr>
-      <w:r>
-        <w:rPr>
-          <w:sz w:val="24"/>
-          <w:szCs w:val="24"/>
-        </w:rPr>
-        <w:t>Questions</w:t>
-      </w:r>
+          <w:b w:val="0"/>
+          <w:bCs w:val="0"/>
+          <w:color w:val="000000" w:themeColor="text1"/>
+          <w:sz w:val="20"/>
+          <w:szCs w:val="20"/>
+        </w:rPr>
+        <w:t>' only, and (3) '</w:t>
+      </w:r>
+      <w:proofErr w:type="spellStart"/>
+      <w:r>
+        <w:rPr>
+          <w:b w:val="0"/>
+          <w:bCs w:val="0"/>
+          <w:color w:val="000000" w:themeColor="text1"/>
+          <w:sz w:val="20"/>
+          <w:szCs w:val="20"/>
+        </w:rPr>
+        <w:t>price_squared</w:t>
+      </w:r>
+      <w:proofErr w:type="spellEnd"/>
+      <w:r>
+        <w:rPr>
+          <w:b w:val="0"/>
+          <w:bCs w:val="0"/>
+          <w:color w:val="000000" w:themeColor="text1"/>
+          <w:sz w:val="20"/>
+          <w:szCs w:val="20"/>
+        </w:rPr>
+        <w:t>' only. Report the R² for each. Why might transformations like log or squared terms improve model performance?</w:t>
+      </w:r>
+    </w:p>
+    <w:p>
+      <w:pPr>
+        <w:rPr>
+          <w:sz w:val="20"/>
+          <w:szCs w:val="20"/>
+        </w:rPr>
+      </w:pPr>
+    </w:p>
+    <w:p>
+      <w:pPr>
+        <w:rPr>
+          <w:sz w:val="20"/>
+          <w:szCs w:val="20"/>
+        </w:rPr>
+      </w:pPr>
+    </w:p>
+    <w:p>
+      <w:pPr>
+        <w:rPr>
+          <w:sz w:val="20"/>
+          <w:szCs w:val="20"/>
+        </w:rPr>
+      </w:pPr>
+    </w:p>
+    <w:p>
+      <w:pPr>
+        <w:rPr>
+          <w:sz w:val="20"/>
+          <w:szCs w:val="20"/>
+        </w:rPr>
+      </w:pPr>
     </w:p>
     <w:p>
       <w:pPr>
         <w:pStyle w:val="Heading3"/>
         <w:rPr>
-          <w:sz w:val="22"/>
-          <w:szCs w:val="22"/>
-        </w:rPr>
-      </w:pPr>
-      <w:r>
-        <w:rPr>
-          <w:sz w:val="22"/>
-          <w:szCs w:val="22"/>
-        </w:rPr>
-        <w:t>Question 1</w:t>
-      </w:r>
-    </w:p>
-    <w:p>
-      <w:pPr>
-        <w:rPr>
-          <w:sz w:val="22"/>
-          <w:szCs w:val="22"/>
-        </w:rPr>
-      </w:pPr>
-      <w:r>
-        <w:rPr>
-          <w:sz w:val="22"/>
-          <w:szCs w:val="22"/>
-        </w:rPr>
-        <w:t>Train three models with different feature sets: (1) only 'price', (2) 'price' + 'lag_m1', and (3) all available features. Report the R² and MAE for each model. What does this tell you about the importance of feature engineering in time-series forecasting?</w:t>
-      </w:r>
+          <w:sz w:val="20"/>
+          <w:szCs w:val="20"/>
+        </w:rPr>
+      </w:pPr>
+      <w:r>
+        <w:rPr>
+          <w:sz w:val="20"/>
+          <w:szCs w:val="20"/>
+        </w:rPr>
+        <w:t>Question 3</w:t>
+      </w:r>
+      <w:r>
+        <w:rPr>
+          <w:sz w:val="20"/>
+          <w:szCs w:val="20"/>
+        </w:rPr>
+        <w:t xml:space="preserve">. </w:t>
+      </w:r>
+      <w:r>
+        <w:rPr>
+          <w:b w:val="0"/>
+          <w:bCs w:val="0"/>
+          <w:color w:val="000000" w:themeColor="text1"/>
+          <w:sz w:val="20"/>
+          <w:szCs w:val="20"/>
+        </w:rPr>
+        <w:t>Train a model using only lag features ('lag_m1', 'lag_m2', 'lag_m3') and report the R² and MAE. Then train another model with only moving averages ('ma_3m', 'ma_6m'). Which feature type is more predictive, and what does this suggest about how demand patterns evolve over time?</w:t>
+      </w:r>
+    </w:p>
+    <w:p>
+      <w:pPr>
+        <w:rPr>
+          <w:sz w:val="20"/>
+          <w:szCs w:val="20"/>
+        </w:rPr>
+      </w:pPr>
+    </w:p>
+    <w:p>
+      <w:pPr>
+        <w:rPr>
+          <w:sz w:val="20"/>
+          <w:szCs w:val="20"/>
+        </w:rPr>
+      </w:pPr>
+    </w:p>
+    <w:p>
+      <w:pPr>
+        <w:rPr>
+          <w:sz w:val="20"/>
+          <w:szCs w:val="20"/>
+        </w:rPr>
+      </w:pPr>
+    </w:p>
+    <w:p>
+      <w:pPr>
+        <w:rPr>
+          <w:sz w:val="20"/>
+          <w:szCs w:val="20"/>
+        </w:rPr>
+      </w:pPr>
     </w:p>
     <w:p>
       <w:pPr>
         <w:pStyle w:val="Heading3"/>
         <w:rPr>
-          <w:sz w:val="22"/>
-          <w:szCs w:val="22"/>
-        </w:rPr>
-      </w:pPr>
-      <w:r>
-        <w:rPr>
-          <w:sz w:val="22"/>
-          <w:szCs w:val="22"/>
-        </w:rPr>
-        <w:t>Question 2</w:t>
-      </w:r>
-    </w:p>
-    <w:p>
-      <w:pPr>
-        <w:rPr>
-          <w:sz w:val="22"/>
-          <w:szCs w:val="22"/>
-        </w:rPr>
-      </w:pPr>
-      <w:r>
-        <w:rPr>
-          <w:sz w:val="22"/>
-          <w:szCs w:val="22"/>
-        </w:rPr>
-        <w:t>Compare models using (1) raw 'price' only, (2) '</w:t>
-      </w:r>
-      <w:proofErr w:type="spellStart"/>
-      <w:r>
-        <w:rPr>
-          <w:sz w:val="22"/>
-          <w:szCs w:val="22"/>
-        </w:rPr>
-        <w:t>log_price</w:t>
-      </w:r>
-      <w:proofErr w:type="spellEnd"/>
-      <w:r>
-        <w:rPr>
-          <w:sz w:val="22"/>
-          <w:szCs w:val="22"/>
-        </w:rPr>
-        <w:t>' only, and (3) '</w:t>
-      </w:r>
-      <w:proofErr w:type="spellStart"/>
-      <w:r>
-        <w:rPr>
-          <w:sz w:val="22"/>
-          <w:szCs w:val="22"/>
-        </w:rPr>
-        <w:t>price_squared</w:t>
-      </w:r>
-      <w:proofErr w:type="spellEnd"/>
-      <w:r>
-        <w:rPr>
-          <w:sz w:val="22"/>
-          <w:szCs w:val="22"/>
-        </w:rPr>
-        <w:t>' only. Report the R² for each. Why might transformations like log or squared terms improve model performance?</w:t>
-      </w:r>
-    </w:p>
-    <w:p>
-      <w:pPr>
-        <w:pStyle w:val="Heading3"/>
-        <w:rPr>
-          <w:sz w:val="22"/>
-          <w:szCs w:val="22"/>
-        </w:rPr>
-      </w:pPr>
-      <w:r>
-        <w:rPr>
-          <w:sz w:val="22"/>
-          <w:szCs w:val="22"/>
-        </w:rPr>
-        <w:t>Question 3</w:t>
-      </w:r>
-    </w:p>
-    <w:p>
-      <w:pPr>
-        <w:rPr>
-          <w:sz w:val="22"/>
-          <w:szCs w:val="22"/>
-        </w:rPr>
-      </w:pPr>
-      <w:r>
-        <w:rPr>
-          <w:sz w:val="22"/>
-          <w:szCs w:val="22"/>
-        </w:rPr>
-        <w:t>Train a model using only lag features ('lag_m1', 'lag_m2', 'lag_m3') and report the R² and MAE. Then train another model with only moving averages ('ma_3m', 'ma_6m'). Which feature type is more predictive, and what does this suggest about how demand patterns evolve over time?</w:t>
-      </w:r>
-    </w:p>
-    <w:p>
-      <w:pPr>
-        <w:pStyle w:val="Heading3"/>
-        <w:rPr>
-          <w:sz w:val="22"/>
-          <w:szCs w:val="22"/>
-        </w:rPr>
-      </w:pPr>
-      <w:r>
-        <w:rPr>
-          <w:sz w:val="22"/>
-          <w:szCs w:val="22"/>
-        </w:rPr>
+          <w:sz w:val="20"/>
+          <w:szCs w:val="20"/>
+        </w:rPr>
+      </w:pPr>
+      <w:r>
+        <w:rPr>
+          <w:sz w:val="20"/>
+          <w:szCs w:val="20"/>
+        </w:rPr>
+        <w:lastRenderedPageBreak/>
         <w:t>Question 4</w:t>
       </w:r>
-    </w:p>
-    <w:p>
-      <w:pPr>
-        <w:rPr>
-          <w:sz w:val="22"/>
-          <w:szCs w:val="22"/>
-        </w:rPr>
-      </w:pPr>
-      <w:r>
-        <w:rPr>
-          <w:sz w:val="22"/>
-          <w:szCs w:val="22"/>
+      <w:r>
+        <w:rPr>
+          <w:sz w:val="20"/>
+          <w:szCs w:val="20"/>
+        </w:rPr>
+        <w:t xml:space="preserve">. </w:t>
+      </w:r>
+      <w:r>
+        <w:rPr>
+          <w:b w:val="0"/>
+          <w:bCs w:val="0"/>
+          <w:color w:val="000000" w:themeColor="text1"/>
+          <w:sz w:val="20"/>
+          <w:szCs w:val="20"/>
         </w:rPr>
         <w:t>Add 'volatility' to a model that already includes 'price' and 'lag_m1'. Report the change in R² and MAE. What business insight does the volatility feature capture that price and lags might miss?</w:t>
       </w:r>
@@ -898,7 +1122,6 @@
   <w:style w:type="character" w:default="1" w:styleId="DefaultParagraphFont">
     <w:name w:val="Default Paragraph Font"/>
     <w:uiPriority w:val="1"/>
-    <w:semiHidden/>
     <w:unhideWhenUsed/>
   </w:style>
   <w:style w:type="table" w:default="1" w:styleId="TableNormal">

--- a/Assignments/Week1_Assignment.docx
+++ b/Assignments/Week1_Assignment.docx
@@ -38,7 +38,7 @@
           <w:bCs w:val="0"/>
           <w:i/>
           <w:iCs/>
-          <w:color w:val="002060"/>
+          <w:color w:val="000000" w:themeColor="text1"/>
           <w:sz w:val="22"/>
           <w:szCs w:val="22"/>
         </w:rPr>
@@ -112,7 +112,117 @@
           <w:sz w:val="20"/>
           <w:szCs w:val="20"/>
         </w:rPr>
-        <w:t xml:space="preserve"> Build </w:t>
+        <w:t xml:space="preserve"> </w:t>
+      </w:r>
+      <w:r>
+        <w:rPr>
+          <w:b w:val="0"/>
+          <w:bCs w:val="0"/>
+          <w:color w:val="000000" w:themeColor="text1"/>
+          <w:sz w:val="20"/>
+          <w:szCs w:val="20"/>
+        </w:rPr>
+        <w:t xml:space="preserve">This assignment focuses on predicting </w:t>
+      </w:r>
+      <w:r>
+        <w:rPr>
+          <w:b w:val="0"/>
+          <w:bCs w:val="0"/>
+          <w:color w:val="000000" w:themeColor="text1"/>
+          <w:sz w:val="20"/>
+          <w:szCs w:val="20"/>
+        </w:rPr>
+        <w:t xml:space="preserve">monthly </w:t>
+      </w:r>
+      <w:r>
+        <w:rPr>
+          <w:b w:val="0"/>
+          <w:bCs w:val="0"/>
+          <w:color w:val="000000" w:themeColor="text1"/>
+          <w:sz w:val="20"/>
+          <w:szCs w:val="20"/>
+        </w:rPr>
+        <w:t>sales for different product</w:t>
+      </w:r>
+      <w:r>
+        <w:rPr>
+          <w:b w:val="0"/>
+          <w:bCs w:val="0"/>
+          <w:color w:val="000000" w:themeColor="text1"/>
+          <w:sz w:val="20"/>
+          <w:szCs w:val="20"/>
+        </w:rPr>
+        <w:t>s</w:t>
+      </w:r>
+      <w:r>
+        <w:rPr>
+          <w:b w:val="0"/>
+          <w:bCs w:val="0"/>
+          <w:color w:val="000000" w:themeColor="text1"/>
+          <w:sz w:val="20"/>
+          <w:szCs w:val="20"/>
+        </w:rPr>
+        <w:t xml:space="preserve"> at H&amp;M.</w:t>
+      </w:r>
+      <w:r>
+        <w:rPr>
+          <w:b w:val="0"/>
+          <w:bCs w:val="0"/>
+          <w:color w:val="000000" w:themeColor="text1"/>
+          <w:sz w:val="20"/>
+          <w:szCs w:val="20"/>
+        </w:rPr>
+        <w:t xml:space="preserve"> In the dataset, each row is a single “product-month” of sales</w:t>
+      </w:r>
+      <w:r>
+        <w:rPr>
+          <w:b w:val="0"/>
+          <w:bCs w:val="0"/>
+          <w:color w:val="000000" w:themeColor="text1"/>
+          <w:sz w:val="20"/>
+          <w:szCs w:val="20"/>
+        </w:rPr>
+        <w:t xml:space="preserve"> at a single large location</w:t>
+      </w:r>
+      <w:r>
+        <w:rPr>
+          <w:b w:val="0"/>
+          <w:bCs w:val="0"/>
+          <w:color w:val="000000" w:themeColor="text1"/>
+          <w:sz w:val="20"/>
+          <w:szCs w:val="20"/>
+        </w:rPr>
+        <w:t>.</w:t>
+      </w:r>
+      <w:r>
+        <w:rPr>
+          <w:b w:val="0"/>
+          <w:bCs w:val="0"/>
+          <w:color w:val="000000" w:themeColor="text1"/>
+          <w:sz w:val="20"/>
+          <w:szCs w:val="20"/>
+        </w:rPr>
+        <w:t xml:space="preserve"> </w:t>
+      </w:r>
+      <w:r>
+        <w:rPr>
+          <w:b w:val="0"/>
+          <w:bCs w:val="0"/>
+          <w:color w:val="000000" w:themeColor="text1"/>
+          <w:sz w:val="20"/>
+          <w:szCs w:val="20"/>
+        </w:rPr>
+        <w:t>In this assignment, you will build</w:t>
+      </w:r>
+      <w:r>
+        <w:rPr>
+          <w:b w:val="0"/>
+          <w:bCs w:val="0"/>
+          <w:color w:val="000000" w:themeColor="text1"/>
+          <w:sz w:val="20"/>
+          <w:szCs w:val="20"/>
+        </w:rPr>
+        <w:t xml:space="preserve"> </w:t>
       </w:r>
       <w:r>
         <w:rPr>
@@ -132,7 +242,99 @@
           <w:sz w:val="20"/>
           <w:szCs w:val="20"/>
         </w:rPr>
-        <w:t xml:space="preserve">models using the Week 1 web application and answer the following questions. Upload your completed assignment to </w:t>
+        <w:t xml:space="preserve">models using the </w:t>
+      </w:r>
+      <w:hyperlink r:id="rId5" w:history="1">
+        <w:r>
+          <w:rPr>
+            <w:rStyle w:val="Hyperlink"/>
+            <w:b w:val="0"/>
+            <w:bCs w:val="0"/>
+            <w:sz w:val="20"/>
+            <w:szCs w:val="20"/>
+          </w:rPr>
+          <w:t>Week 1 web app</w:t>
+        </w:r>
+      </w:hyperlink>
+      <w:r>
+        <w:rPr>
+          <w:b w:val="0"/>
+          <w:bCs w:val="0"/>
+          <w:color w:val="000000" w:themeColor="text1"/>
+          <w:sz w:val="20"/>
+          <w:szCs w:val="20"/>
+        </w:rPr>
+        <w:t>. A</w:t>
+      </w:r>
+      <w:r>
+        <w:rPr>
+          <w:b w:val="0"/>
+          <w:bCs w:val="0"/>
+          <w:color w:val="000000" w:themeColor="text1"/>
+          <w:sz w:val="20"/>
+          <w:szCs w:val="20"/>
+        </w:rPr>
+        <w:t>nswer the questions</w:t>
+      </w:r>
+      <w:r>
+        <w:rPr>
+          <w:b w:val="0"/>
+          <w:bCs w:val="0"/>
+          <w:color w:val="000000" w:themeColor="text1"/>
+          <w:sz w:val="20"/>
+          <w:szCs w:val="20"/>
+        </w:rPr>
+        <w:t xml:space="preserve"> below</w:t>
+      </w:r>
+      <w:r>
+        <w:rPr>
+          <w:b w:val="0"/>
+          <w:bCs w:val="0"/>
+          <w:color w:val="000000" w:themeColor="text1"/>
+          <w:sz w:val="20"/>
+          <w:szCs w:val="20"/>
+        </w:rPr>
+        <w:t xml:space="preserve"> and</w:t>
+      </w:r>
+      <w:r>
+        <w:rPr>
+          <w:b w:val="0"/>
+          <w:bCs w:val="0"/>
+          <w:color w:val="000000" w:themeColor="text1"/>
+          <w:sz w:val="20"/>
+          <w:szCs w:val="20"/>
+        </w:rPr>
+        <w:t xml:space="preserve"> </w:t>
+      </w:r>
+      <w:r>
+        <w:rPr>
+          <w:b w:val="0"/>
+          <w:bCs w:val="0"/>
+          <w:color w:val="000000" w:themeColor="text1"/>
+          <w:sz w:val="20"/>
+          <w:szCs w:val="20"/>
+        </w:rPr>
+        <w:t>u</w:t>
+      </w:r>
+      <w:r>
+        <w:rPr>
+          <w:b w:val="0"/>
+          <w:bCs w:val="0"/>
+          <w:color w:val="000000" w:themeColor="text1"/>
+          <w:sz w:val="20"/>
+          <w:szCs w:val="20"/>
+        </w:rPr>
+        <w:t xml:space="preserve">pload your </w:t>
+      </w:r>
+      <w:r>
+        <w:rPr>
+          <w:b w:val="0"/>
+          <w:bCs w:val="0"/>
+          <w:color w:val="000000" w:themeColor="text1"/>
+          <w:sz w:val="20"/>
+          <w:szCs w:val="20"/>
+        </w:rPr>
+        <w:t xml:space="preserve">responses to </w:t>
       </w:r>
       <w:proofErr w:type="spellStart"/>
       <w:r>
@@ -218,7 +420,37 @@
           <w:sz w:val="20"/>
           <w:szCs w:val="20"/>
         </w:rPr>
-        <w:t>Build an OLS regression model (No regularization) to predict sales</w:t>
+        <w:t>Begin by b</w:t>
+      </w:r>
+      <w:r>
+        <w:rPr>
+          <w:b w:val="0"/>
+          <w:bCs w:val="0"/>
+          <w:color w:val="000000" w:themeColor="text1"/>
+          <w:sz w:val="20"/>
+          <w:szCs w:val="20"/>
+        </w:rPr>
+        <w:t>uild</w:t>
+      </w:r>
+      <w:r>
+        <w:rPr>
+          <w:b w:val="0"/>
+          <w:bCs w:val="0"/>
+          <w:color w:val="000000" w:themeColor="text1"/>
+          <w:sz w:val="20"/>
+          <w:szCs w:val="20"/>
+        </w:rPr>
+        <w:t>ing</w:t>
+      </w:r>
+      <w:r>
+        <w:rPr>
+          <w:b w:val="0"/>
+          <w:bCs w:val="0"/>
+          <w:color w:val="000000" w:themeColor="text1"/>
+          <w:sz w:val="20"/>
+          <w:szCs w:val="20"/>
+        </w:rPr>
+        <w:t xml:space="preserve"> an OLS regression model (No regularization) to predict sales</w:t>
       </w:r>
       <w:r>
         <w:rPr>
@@ -248,38 +480,248 @@
           <w:sz w:val="20"/>
           <w:szCs w:val="20"/>
         </w:rPr>
-        <w:t xml:space="preserve">Use the </w:t>
-      </w:r>
-      <w:r>
-        <w:rPr>
-          <w:b w:val="0"/>
-          <w:bCs w:val="0"/>
-          <w:color w:val="000000" w:themeColor="text1"/>
-          <w:sz w:val="20"/>
-          <w:szCs w:val="20"/>
-        </w:rPr>
-        <w:t xml:space="preserve">following variables: “Price”, “Lag 1”, and “Price Delta %”. </w:t>
-      </w:r>
-      <w:r>
-        <w:rPr>
-          <w:b w:val="0"/>
-          <w:bCs w:val="0"/>
-          <w:color w:val="000000" w:themeColor="text1"/>
-          <w:sz w:val="20"/>
-          <w:szCs w:val="20"/>
-        </w:rPr>
-        <w:t xml:space="preserve">Report the mean absolute error on the test set (note the units are sales quantity per week). </w:t>
-      </w:r>
-    </w:p>
-    <w:p/>
-    <w:p/>
-    <w:p>
-      <w:pPr>
-        <w:rPr>
-          <w:sz w:val="20"/>
-          <w:szCs w:val="20"/>
-        </w:rPr>
-      </w:pPr>
+        <w:t>Use only</w:t>
+      </w:r>
+      <w:r>
+        <w:rPr>
+          <w:b w:val="0"/>
+          <w:bCs w:val="0"/>
+          <w:color w:val="000000" w:themeColor="text1"/>
+          <w:sz w:val="20"/>
+          <w:szCs w:val="20"/>
+        </w:rPr>
+        <w:t xml:space="preserve"> “Price”</w:t>
+      </w:r>
+      <w:r>
+        <w:rPr>
+          <w:b w:val="0"/>
+          <w:bCs w:val="0"/>
+          <w:color w:val="000000" w:themeColor="text1"/>
+          <w:sz w:val="20"/>
+          <w:szCs w:val="20"/>
+        </w:rPr>
+        <w:t xml:space="preserve"> and</w:t>
+      </w:r>
+      <w:r>
+        <w:rPr>
+          <w:b w:val="0"/>
+          <w:bCs w:val="0"/>
+          <w:color w:val="000000" w:themeColor="text1"/>
+          <w:sz w:val="20"/>
+          <w:szCs w:val="20"/>
+        </w:rPr>
+        <w:t xml:space="preserve"> “Lag 1”</w:t>
+      </w:r>
+      <w:r>
+        <w:rPr>
+          <w:b w:val="0"/>
+          <w:bCs w:val="0"/>
+          <w:color w:val="000000" w:themeColor="text1"/>
+          <w:sz w:val="20"/>
+          <w:szCs w:val="20"/>
+        </w:rPr>
+        <w:t xml:space="preserve"> as features. </w:t>
+      </w:r>
+      <w:r>
+        <w:rPr>
+          <w:b w:val="0"/>
+          <w:bCs w:val="0"/>
+          <w:color w:val="000000" w:themeColor="text1"/>
+          <w:sz w:val="20"/>
+          <w:szCs w:val="20"/>
+        </w:rPr>
+        <w:t xml:space="preserve">What </w:t>
+      </w:r>
+      <w:r>
+        <w:rPr>
+          <w:b w:val="0"/>
+          <w:bCs w:val="0"/>
+          <w:color w:val="000000" w:themeColor="text1"/>
+          <w:sz w:val="20"/>
+          <w:szCs w:val="20"/>
+        </w:rPr>
+        <w:t>mean absolute error (</w:t>
+      </w:r>
+      <w:r>
+        <w:rPr>
+          <w:b w:val="0"/>
+          <w:bCs w:val="0"/>
+          <w:color w:val="000000" w:themeColor="text1"/>
+          <w:sz w:val="20"/>
+          <w:szCs w:val="20"/>
+        </w:rPr>
+        <w:t>MAE</w:t>
+      </w:r>
+      <w:r>
+        <w:rPr>
+          <w:b w:val="0"/>
+          <w:bCs w:val="0"/>
+          <w:color w:val="000000" w:themeColor="text1"/>
+          <w:sz w:val="20"/>
+          <w:szCs w:val="20"/>
+        </w:rPr>
+        <w:t>)</w:t>
+      </w:r>
+      <w:r>
+        <w:rPr>
+          <w:b w:val="0"/>
+          <w:bCs w:val="0"/>
+          <w:color w:val="000000" w:themeColor="text1"/>
+          <w:sz w:val="20"/>
+          <w:szCs w:val="20"/>
+        </w:rPr>
+        <w:t xml:space="preserve"> do you</w:t>
+      </w:r>
+      <w:r>
+        <w:rPr>
+          <w:b w:val="0"/>
+          <w:bCs w:val="0"/>
+          <w:color w:val="000000" w:themeColor="text1"/>
+          <w:sz w:val="20"/>
+          <w:szCs w:val="20"/>
+        </w:rPr>
+        <w:t xml:space="preserve"> observe</w:t>
+      </w:r>
+      <w:r>
+        <w:rPr>
+          <w:b w:val="0"/>
+          <w:bCs w:val="0"/>
+          <w:color w:val="000000" w:themeColor="text1"/>
+          <w:sz w:val="20"/>
+          <w:szCs w:val="20"/>
+        </w:rPr>
+        <w:t xml:space="preserve"> on the test set</w:t>
+      </w:r>
+      <w:r>
+        <w:rPr>
+          <w:b w:val="0"/>
+          <w:bCs w:val="0"/>
+          <w:color w:val="000000" w:themeColor="text1"/>
+          <w:sz w:val="20"/>
+          <w:szCs w:val="20"/>
+        </w:rPr>
+        <w:t>?</w:t>
+      </w:r>
+      <w:r>
+        <w:rPr>
+          <w:b w:val="0"/>
+          <w:bCs w:val="0"/>
+          <w:color w:val="000000" w:themeColor="text1"/>
+          <w:sz w:val="20"/>
+          <w:szCs w:val="20"/>
+        </w:rPr>
+        <w:t xml:space="preserve"> </w:t>
+      </w:r>
+      <w:r>
+        <w:rPr>
+          <w:b w:val="0"/>
+          <w:bCs w:val="0"/>
+          <w:color w:val="000000" w:themeColor="text1"/>
+          <w:sz w:val="20"/>
+          <w:szCs w:val="20"/>
+        </w:rPr>
+        <w:t>N</w:t>
+      </w:r>
+      <w:r>
+        <w:rPr>
+          <w:b w:val="0"/>
+          <w:bCs w:val="0"/>
+          <w:color w:val="000000" w:themeColor="text1"/>
+          <w:sz w:val="20"/>
+          <w:szCs w:val="20"/>
+        </w:rPr>
+        <w:t>ote</w:t>
+      </w:r>
+      <w:r>
+        <w:rPr>
+          <w:b w:val="0"/>
+          <w:bCs w:val="0"/>
+          <w:color w:val="000000" w:themeColor="text1"/>
+          <w:sz w:val="20"/>
+          <w:szCs w:val="20"/>
+        </w:rPr>
+        <w:t>:</w:t>
+      </w:r>
+      <w:r>
+        <w:rPr>
+          <w:b w:val="0"/>
+          <w:bCs w:val="0"/>
+          <w:color w:val="000000" w:themeColor="text1"/>
+          <w:sz w:val="20"/>
+          <w:szCs w:val="20"/>
+        </w:rPr>
+        <w:t xml:space="preserve"> </w:t>
+      </w:r>
+      <w:r>
+        <w:rPr>
+          <w:b w:val="0"/>
+          <w:bCs w:val="0"/>
+          <w:color w:val="000000" w:themeColor="text1"/>
+          <w:sz w:val="20"/>
+          <w:szCs w:val="20"/>
+        </w:rPr>
+        <w:t>T</w:t>
+      </w:r>
+      <w:r>
+        <w:rPr>
+          <w:b w:val="0"/>
+          <w:bCs w:val="0"/>
+          <w:color w:val="000000" w:themeColor="text1"/>
+          <w:sz w:val="20"/>
+          <w:szCs w:val="20"/>
+        </w:rPr>
+        <w:t xml:space="preserve">he units </w:t>
+      </w:r>
+      <w:r>
+        <w:rPr>
+          <w:b w:val="0"/>
+          <w:bCs w:val="0"/>
+          <w:color w:val="000000" w:themeColor="text1"/>
+          <w:sz w:val="20"/>
+          <w:szCs w:val="20"/>
+        </w:rPr>
+        <w:t>for predictions and errors are both “items sold per</w:t>
+      </w:r>
+      <w:r>
+        <w:rPr>
+          <w:b w:val="0"/>
+          <w:bCs w:val="0"/>
+          <w:color w:val="000000" w:themeColor="text1"/>
+          <w:sz w:val="20"/>
+          <w:szCs w:val="20"/>
+        </w:rPr>
+        <w:t xml:space="preserve"> </w:t>
+      </w:r>
+      <w:r>
+        <w:rPr>
+          <w:b w:val="0"/>
+          <w:bCs w:val="0"/>
+          <w:color w:val="000000" w:themeColor="text1"/>
+          <w:sz w:val="20"/>
+          <w:szCs w:val="20"/>
+        </w:rPr>
+        <w:t>month</w:t>
+      </w:r>
+      <w:r>
+        <w:rPr>
+          <w:b w:val="0"/>
+          <w:bCs w:val="0"/>
+          <w:color w:val="000000" w:themeColor="text1"/>
+          <w:sz w:val="20"/>
+          <w:szCs w:val="20"/>
+        </w:rPr>
+        <w:t>”</w:t>
+      </w:r>
+      <w:r>
+        <w:rPr>
+          <w:b w:val="0"/>
+          <w:bCs w:val="0"/>
+          <w:color w:val="000000" w:themeColor="text1"/>
+          <w:sz w:val="20"/>
+          <w:szCs w:val="20"/>
+        </w:rPr>
+        <w:t>.</w:t>
+      </w:r>
     </w:p>
     <w:p>
       <w:pPr>
@@ -330,51 +772,47 @@
           <w:sz w:val="20"/>
           <w:szCs w:val="20"/>
         </w:rPr>
-        <w:t>Compare models using (1) raw 'price' only, (2) '</w:t>
-      </w:r>
-      <w:proofErr w:type="spellStart"/>
-      <w:r>
-        <w:rPr>
-          <w:b w:val="0"/>
-          <w:bCs w:val="0"/>
-          <w:color w:val="000000" w:themeColor="text1"/>
-          <w:sz w:val="20"/>
-          <w:szCs w:val="20"/>
-        </w:rPr>
-        <w:t>log_price</w:t>
-      </w:r>
-      <w:proofErr w:type="spellEnd"/>
-      <w:r>
-        <w:rPr>
-          <w:b w:val="0"/>
-          <w:bCs w:val="0"/>
-          <w:color w:val="000000" w:themeColor="text1"/>
-          <w:sz w:val="20"/>
-          <w:szCs w:val="20"/>
-        </w:rPr>
-        <w:t>' only, and (3) '</w:t>
-      </w:r>
-      <w:proofErr w:type="spellStart"/>
-      <w:r>
-        <w:rPr>
-          <w:b w:val="0"/>
-          <w:bCs w:val="0"/>
-          <w:color w:val="000000" w:themeColor="text1"/>
-          <w:sz w:val="20"/>
-          <w:szCs w:val="20"/>
-        </w:rPr>
-        <w:t>price_squared</w:t>
-      </w:r>
-      <w:proofErr w:type="spellEnd"/>
-      <w:r>
-        <w:rPr>
-          <w:b w:val="0"/>
-          <w:bCs w:val="0"/>
-          <w:color w:val="000000" w:themeColor="text1"/>
-          <w:sz w:val="20"/>
-          <w:szCs w:val="20"/>
-        </w:rPr>
-        <w:t>' only. Report the R² for each. Why might transformations like log or squared terms improve model performance?</w:t>
+        <w:t>Next, add one more variable of your choosing to your model</w:t>
+      </w:r>
+      <w:r>
+        <w:rPr>
+          <w:b w:val="0"/>
+          <w:bCs w:val="0"/>
+          <w:color w:val="000000" w:themeColor="text1"/>
+          <w:sz w:val="20"/>
+          <w:szCs w:val="20"/>
+        </w:rPr>
+        <w:t>, again focusing on the “Coat” category</w:t>
+      </w:r>
+      <w:r>
+        <w:rPr>
+          <w:b w:val="0"/>
+          <w:bCs w:val="0"/>
+          <w:color w:val="000000" w:themeColor="text1"/>
+          <w:sz w:val="20"/>
+          <w:szCs w:val="20"/>
+        </w:rPr>
+        <w:t xml:space="preserve">. </w:t>
+      </w:r>
+      <w:r>
+        <w:rPr>
+          <w:b w:val="0"/>
+          <w:bCs w:val="0"/>
+          <w:color w:val="000000" w:themeColor="text1"/>
+          <w:sz w:val="20"/>
+          <w:szCs w:val="20"/>
+        </w:rPr>
+        <w:t xml:space="preserve">Explain your justification for adding your new variable. </w:t>
+      </w:r>
+      <w:r>
+        <w:rPr>
+          <w:b w:val="0"/>
+          <w:bCs w:val="0"/>
+          <w:color w:val="000000" w:themeColor="text1"/>
+          <w:sz w:val="20"/>
+          <w:szCs w:val="20"/>
+        </w:rPr>
+        <w:t xml:space="preserve">Does the test MAE improve? Explain why you think the additional variable did or did not improve the test MAE. </w:t>
       </w:r>
     </w:p>
     <w:p>
@@ -395,11 +833,88 @@
     </w:p>
     <w:p>
       <w:pPr>
-        <w:rPr>
-          <w:sz w:val="20"/>
-          <w:szCs w:val="20"/>
-        </w:rPr>
-      </w:pPr>
+        <w:pStyle w:val="Heading3"/>
+        <w:rPr>
+          <w:sz w:val="20"/>
+          <w:szCs w:val="20"/>
+        </w:rPr>
+      </w:pPr>
+      <w:r>
+        <w:rPr>
+          <w:sz w:val="20"/>
+          <w:szCs w:val="20"/>
+        </w:rPr>
+        <w:t>Question 3</w:t>
+      </w:r>
+      <w:r>
+        <w:rPr>
+          <w:sz w:val="20"/>
+          <w:szCs w:val="20"/>
+        </w:rPr>
+        <w:t xml:space="preserve">. </w:t>
+      </w:r>
+      <w:r>
+        <w:rPr>
+          <w:b w:val="0"/>
+          <w:bCs w:val="0"/>
+          <w:color w:val="000000" w:themeColor="text1"/>
+          <w:sz w:val="20"/>
+          <w:szCs w:val="20"/>
+        </w:rPr>
+        <w:t xml:space="preserve">Next, pick a regularization scheme (Lasso, Ridge, or </w:t>
+      </w:r>
+      <w:proofErr w:type="spellStart"/>
+      <w:r>
+        <w:rPr>
+          <w:b w:val="0"/>
+          <w:bCs w:val="0"/>
+          <w:color w:val="000000" w:themeColor="text1"/>
+          <w:sz w:val="20"/>
+          <w:szCs w:val="20"/>
+        </w:rPr>
+        <w:t>Elastic</w:t>
+      </w:r>
+      <w:r>
+        <w:rPr>
+          <w:b w:val="0"/>
+          <w:bCs w:val="0"/>
+          <w:color w:val="000000" w:themeColor="text1"/>
+          <w:sz w:val="20"/>
+          <w:szCs w:val="20"/>
+        </w:rPr>
+        <w:t>Net</w:t>
+      </w:r>
+      <w:proofErr w:type="spellEnd"/>
+      <w:r>
+        <w:rPr>
+          <w:b w:val="0"/>
+          <w:bCs w:val="0"/>
+          <w:color w:val="000000" w:themeColor="text1"/>
+          <w:sz w:val="20"/>
+          <w:szCs w:val="20"/>
+        </w:rPr>
+        <w:t xml:space="preserve">) and re-train your model for “Coat” using all available variables. Use cross validation to tune the regularization parameter(s). </w:t>
+      </w:r>
+      <w:r>
+        <w:rPr>
+          <w:b w:val="0"/>
+          <w:bCs w:val="0"/>
+          <w:color w:val="000000" w:themeColor="text1"/>
+          <w:sz w:val="20"/>
+          <w:szCs w:val="20"/>
+        </w:rPr>
+        <w:t xml:space="preserve">Report your </w:t>
+      </w:r>
+      <w:r>
+        <w:rPr>
+          <w:b w:val="0"/>
+          <w:bCs w:val="0"/>
+          <w:color w:val="000000" w:themeColor="text1"/>
+          <w:sz w:val="20"/>
+          <w:szCs w:val="20"/>
+        </w:rPr>
+        <w:t>CV MAE, test MAE, and the number of parameters chosen by the model.</w:t>
+      </w:r>
     </w:p>
     <w:p>
       <w:pPr>
@@ -411,71 +926,14 @@
     </w:p>
     <w:p>
       <w:pPr>
-        <w:pStyle w:val="Heading3"/>
-        <w:rPr>
-          <w:sz w:val="20"/>
-          <w:szCs w:val="20"/>
-        </w:rPr>
-      </w:pPr>
-      <w:r>
-        <w:rPr>
-          <w:sz w:val="20"/>
-          <w:szCs w:val="20"/>
-        </w:rPr>
-        <w:t>Question 3</w:t>
-      </w:r>
-      <w:r>
-        <w:rPr>
-          <w:sz w:val="20"/>
-          <w:szCs w:val="20"/>
-        </w:rPr>
-        <w:t xml:space="preserve">. </w:t>
-      </w:r>
-      <w:r>
-        <w:rPr>
-          <w:b w:val="0"/>
-          <w:bCs w:val="0"/>
-          <w:color w:val="000000" w:themeColor="text1"/>
-          <w:sz w:val="20"/>
-          <w:szCs w:val="20"/>
-        </w:rPr>
-        <w:t>Train a model using only lag features ('lag_m1', 'lag_m2', 'lag_m3') and report the R² and MAE. Then train another model with only moving averages ('ma_3m', 'ma_6m'). Which feature type is more predictive, and what does this suggest about how demand patterns evolve over time?</w:t>
-      </w:r>
+        <w:rPr>
+          <w:sz w:val="20"/>
+          <w:szCs w:val="20"/>
+        </w:rPr>
+      </w:pPr>
     </w:p>
     <w:p>
       <w:pPr>
-        <w:rPr>
-          <w:sz w:val="20"/>
-          <w:szCs w:val="20"/>
-        </w:rPr>
-      </w:pPr>
-    </w:p>
-    <w:p>
-      <w:pPr>
-        <w:rPr>
-          <w:sz w:val="20"/>
-          <w:szCs w:val="20"/>
-        </w:rPr>
-      </w:pPr>
-    </w:p>
-    <w:p>
-      <w:pPr>
-        <w:rPr>
-          <w:sz w:val="20"/>
-          <w:szCs w:val="20"/>
-        </w:rPr>
-      </w:pPr>
-    </w:p>
-    <w:p>
-      <w:pPr>
-        <w:rPr>
-          <w:sz w:val="20"/>
-          <w:szCs w:val="20"/>
-        </w:rPr>
-      </w:pPr>
-    </w:p>
-    <w:p>
-      <w:pPr>
         <w:pStyle w:val="Heading3"/>
         <w:rPr>
           <w:sz w:val="20"/>
@@ -487,7 +945,6 @@
           <w:sz w:val="20"/>
           <w:szCs w:val="20"/>
         </w:rPr>
-        <w:lastRenderedPageBreak/>
         <w:t>Question 4</w:t>
       </w:r>
       <w:r>
@@ -505,7 +962,57 @@
           <w:sz w:val="20"/>
           <w:szCs w:val="20"/>
         </w:rPr>
-        <w:t>Add 'volatility' to a model that already includes 'price' and 'lag_m1'. Report the change in R² and MAE. What business insight does the volatility feature capture that price and lags might miss?</w:t>
+        <w:t xml:space="preserve">Now pick the same regularization scheme from Question 3 and re-train your model for a different product category using all available variables. Use cross validation to tune the regularization parameter(s). How does the number </w:t>
+      </w:r>
+      <w:r>
+        <w:rPr>
+          <w:b w:val="0"/>
+          <w:bCs w:val="0"/>
+          <w:color w:val="000000" w:themeColor="text1"/>
+          <w:sz w:val="20"/>
+          <w:szCs w:val="20"/>
+        </w:rPr>
+        <w:t>of features</w:t>
+      </w:r>
+      <w:r>
+        <w:rPr>
+          <w:b w:val="0"/>
+          <w:bCs w:val="0"/>
+          <w:color w:val="000000" w:themeColor="text1"/>
+          <w:sz w:val="20"/>
+          <w:szCs w:val="20"/>
+        </w:rPr>
+        <w:t xml:space="preserve"> </w:t>
+      </w:r>
+      <w:r>
+        <w:rPr>
+          <w:b w:val="0"/>
+          <w:bCs w:val="0"/>
+          <w:color w:val="000000" w:themeColor="text1"/>
+          <w:sz w:val="20"/>
+          <w:szCs w:val="20"/>
+        </w:rPr>
+        <w:t>selected</w:t>
+      </w:r>
+      <w:r>
+        <w:rPr>
+          <w:b w:val="0"/>
+          <w:bCs w:val="0"/>
+          <w:color w:val="000000" w:themeColor="text1"/>
+          <w:sz w:val="20"/>
+          <w:szCs w:val="20"/>
+        </w:rPr>
+        <w:t xml:space="preserve"> by the model compare to the Coat category? If they are substantially different, what might explain this?</w:t>
+      </w:r>
+      <w:r>
+        <w:rPr>
+          <w:b w:val="0"/>
+          <w:bCs w:val="0"/>
+          <w:color w:val="000000" w:themeColor="text1"/>
+          <w:sz w:val="20"/>
+          <w:szCs w:val="20"/>
+        </w:rPr>
+        <w:t xml:space="preserve"> </w:t>
       </w:r>
     </w:p>
     <w:sectPr>
@@ -1215,6 +1722,18 @@
       <w:szCs w:val="20"/>
     </w:rPr>
   </w:style>
+  <w:style w:type="character" w:styleId="UnresolvedMention">
+    <w:name w:val="Unresolved Mention"/>
+    <w:basedOn w:val="DefaultParagraphFont"/>
+    <w:uiPriority w:val="99"/>
+    <w:semiHidden/>
+    <w:unhideWhenUsed/>
+    <w:rsid w:val="00EA2ADC"/>
+    <w:rPr>
+      <w:color w:val="605E5C"/>
+      <w:shd w:val="clear" w:color="auto" w:fill="E1DFDD"/>
+    </w:rPr>
+  </w:style>
 </w:styles>
 </file>
 

--- a/Assignments/Week1_Assignment.docx
+++ b/Assignments/Week1_Assignment.docx
@@ -212,17 +212,37 @@
           <w:sz w:val="20"/>
           <w:szCs w:val="20"/>
         </w:rPr>
-        <w:t>In this assignment, you will build</w:t>
-      </w:r>
-      <w:r>
-        <w:rPr>
-          <w:b w:val="0"/>
-          <w:bCs w:val="0"/>
-          <w:color w:val="000000" w:themeColor="text1"/>
-          <w:sz w:val="20"/>
-          <w:szCs w:val="20"/>
-        </w:rPr>
-        <w:t xml:space="preserve"> </w:t>
+        <w:t>Our approach will be to build predictive models using sales data for a subset of products and predict sales for a set of out-of-sample test products.</w:t>
+      </w:r>
+      <w:r>
+        <w:rPr>
+          <w:b w:val="0"/>
+          <w:bCs w:val="0"/>
+          <w:color w:val="000000" w:themeColor="text1"/>
+          <w:sz w:val="20"/>
+          <w:szCs w:val="20"/>
+        </w:rPr>
+        <w:br/>
+      </w:r>
+      <w:r>
+        <w:rPr>
+          <w:b w:val="0"/>
+          <w:bCs w:val="0"/>
+          <w:color w:val="000000" w:themeColor="text1"/>
+          <w:sz w:val="20"/>
+          <w:szCs w:val="20"/>
+        </w:rPr>
+        <w:br/>
+      </w:r>
+      <w:r>
+        <w:rPr>
+          <w:b w:val="0"/>
+          <w:bCs w:val="0"/>
+          <w:color w:val="000000" w:themeColor="text1"/>
+          <w:sz w:val="20"/>
+          <w:szCs w:val="20"/>
+        </w:rPr>
+        <w:t xml:space="preserve">Build </w:t>
       </w:r>
       <w:r>
         <w:rPr>
@@ -264,7 +284,17 @@
           <w:sz w:val="20"/>
           <w:szCs w:val="20"/>
         </w:rPr>
-        <w:t>. A</w:t>
+        <w:t xml:space="preserve"> </w:t>
+      </w:r>
+      <w:r>
+        <w:rPr>
+          <w:b w:val="0"/>
+          <w:bCs w:val="0"/>
+          <w:color w:val="000000" w:themeColor="text1"/>
+          <w:sz w:val="20"/>
+          <w:szCs w:val="20"/>
+        </w:rPr>
+        <w:t>and a</w:t>
       </w:r>
       <w:r>
         <w:rPr>
@@ -294,7 +324,7 @@
           <w:sz w:val="20"/>
           <w:szCs w:val="20"/>
         </w:rPr>
-        <w:t xml:space="preserve"> and</w:t>
+        <w:t>.</w:t>
       </w:r>
       <w:r>
         <w:rPr>
@@ -314,7 +344,7 @@
           <w:sz w:val="20"/>
           <w:szCs w:val="20"/>
         </w:rPr>
-        <w:t>u</w:t>
+        <w:t>U</w:t>
       </w:r>
       <w:r>
         <w:rPr>
@@ -336,27 +366,35 @@
         </w:rPr>
         <w:t xml:space="preserve">responses to </w:t>
       </w:r>
-      <w:proofErr w:type="spellStart"/>
-      <w:r>
-        <w:rPr>
-          <w:b w:val="0"/>
-          <w:bCs w:val="0"/>
-          <w:color w:val="000000" w:themeColor="text1"/>
-          <w:sz w:val="20"/>
-          <w:szCs w:val="20"/>
-        </w:rPr>
-        <w:t>BruinLearn</w:t>
-      </w:r>
-      <w:proofErr w:type="spellEnd"/>
-      <w:r>
-        <w:rPr>
-          <w:b w:val="0"/>
-          <w:bCs w:val="0"/>
-          <w:color w:val="000000" w:themeColor="text1"/>
-          <w:sz w:val="20"/>
-          <w:szCs w:val="20"/>
-        </w:rPr>
-        <w:t xml:space="preserve"> as a PDF.</w:t>
+      <w:r>
+        <w:rPr>
+          <w:b w:val="0"/>
+          <w:bCs w:val="0"/>
+          <w:color w:val="000000" w:themeColor="text1"/>
+          <w:sz w:val="20"/>
+          <w:szCs w:val="20"/>
+        </w:rPr>
+        <w:t>BruinLearn as a PDF</w:t>
+      </w:r>
+      <w:r>
+        <w:rPr>
+          <w:b w:val="0"/>
+          <w:bCs w:val="0"/>
+          <w:color w:val="000000" w:themeColor="text1"/>
+          <w:sz w:val="20"/>
+          <w:szCs w:val="20"/>
+        </w:rPr>
+        <w:t xml:space="preserve"> by the end of </w:t>
+      </w:r>
+      <w:r>
+        <w:rPr>
+          <w:b w:val="0"/>
+          <w:bCs w:val="0"/>
+          <w:color w:val="000000" w:themeColor="text1"/>
+          <w:sz w:val="20"/>
+          <w:szCs w:val="20"/>
+        </w:rPr>
+        <w:t>class.</w:t>
       </w:r>
     </w:p>
     <w:p>
@@ -861,18 +899,7 @@
           <w:sz w:val="20"/>
           <w:szCs w:val="20"/>
         </w:rPr>
-        <w:t xml:space="preserve">Next, pick a regularization scheme (Lasso, Ridge, or </w:t>
-      </w:r>
-      <w:proofErr w:type="spellStart"/>
-      <w:r>
-        <w:rPr>
-          <w:b w:val="0"/>
-          <w:bCs w:val="0"/>
-          <w:color w:val="000000" w:themeColor="text1"/>
-          <w:sz w:val="20"/>
-          <w:szCs w:val="20"/>
-        </w:rPr>
-        <w:t>Elastic</w:t>
+        <w:t>Next, pick a regularization scheme (Lasso, Ridge, or Elastic</w:t>
       </w:r>
       <w:r>
         <w:rPr>
@@ -884,7 +911,6 @@
         </w:rPr>
         <w:t>Net</w:t>
       </w:r>
-      <w:proofErr w:type="spellEnd"/>
       <w:r>
         <w:rPr>
           <w:b w:val="0"/>

--- a/Assignments/Week1_Assignment.docx
+++ b/Assignments/Week1_Assignment.docx
@@ -162,27 +162,67 @@
           <w:sz w:val="20"/>
           <w:szCs w:val="20"/>
         </w:rPr>
-        <w:t xml:space="preserve"> at H&amp;M.</w:t>
-      </w:r>
-      <w:r>
-        <w:rPr>
-          <w:b w:val="0"/>
-          <w:bCs w:val="0"/>
-          <w:color w:val="000000" w:themeColor="text1"/>
-          <w:sz w:val="20"/>
-          <w:szCs w:val="20"/>
-        </w:rPr>
-        <w:t xml:space="preserve"> In the dataset, each row is a single “product-month” of sales</w:t>
-      </w:r>
-      <w:r>
-        <w:rPr>
-          <w:b w:val="0"/>
-          <w:bCs w:val="0"/>
-          <w:color w:val="000000" w:themeColor="text1"/>
-          <w:sz w:val="20"/>
-          <w:szCs w:val="20"/>
-        </w:rPr>
-        <w:t xml:space="preserve"> at a single large location</w:t>
+        <w:t xml:space="preserve"> at </w:t>
+      </w:r>
+      <w:r>
+        <w:rPr>
+          <w:b w:val="0"/>
+          <w:bCs w:val="0"/>
+          <w:color w:val="000000" w:themeColor="text1"/>
+          <w:sz w:val="20"/>
+          <w:szCs w:val="20"/>
+        </w:rPr>
+        <w:t xml:space="preserve">the retailing giant </w:t>
+      </w:r>
+      <w:r>
+        <w:rPr>
+          <w:b w:val="0"/>
+          <w:bCs w:val="0"/>
+          <w:color w:val="000000" w:themeColor="text1"/>
+          <w:sz w:val="20"/>
+          <w:szCs w:val="20"/>
+        </w:rPr>
+        <w:t>H&amp;M.</w:t>
+      </w:r>
+      <w:r>
+        <w:rPr>
+          <w:b w:val="0"/>
+          <w:bCs w:val="0"/>
+          <w:color w:val="000000" w:themeColor="text1"/>
+          <w:sz w:val="20"/>
+          <w:szCs w:val="20"/>
+        </w:rPr>
+        <w:t xml:space="preserve"> In the dataset, each row is a “product-month” of sales</w:t>
+      </w:r>
+      <w:r>
+        <w:rPr>
+          <w:b w:val="0"/>
+          <w:bCs w:val="0"/>
+          <w:color w:val="000000" w:themeColor="text1"/>
+          <w:sz w:val="20"/>
+          <w:szCs w:val="20"/>
+        </w:rPr>
+        <w:t xml:space="preserve"> at a single large </w:t>
+      </w:r>
+      <w:r>
+        <w:rPr>
+          <w:b w:val="0"/>
+          <w:bCs w:val="0"/>
+          <w:color w:val="000000" w:themeColor="text1"/>
+          <w:sz w:val="20"/>
+          <w:szCs w:val="20"/>
+        </w:rPr>
+        <w:t xml:space="preserve">H&amp;M </w:t>
+      </w:r>
+      <w:r>
+        <w:rPr>
+          <w:b w:val="0"/>
+          <w:bCs w:val="0"/>
+          <w:color w:val="000000" w:themeColor="text1"/>
+          <w:sz w:val="20"/>
+          <w:szCs w:val="20"/>
+        </w:rPr>
+        <w:t>location</w:t>
       </w:r>
       <w:r>
         <w:rPr>
@@ -212,7 +252,89 @@
           <w:sz w:val="20"/>
           <w:szCs w:val="20"/>
         </w:rPr>
-        <w:t>Our approach will be to build predictive models using sales data for a subset of products and predict sales for a set of out-of-sample test products.</w:t>
+        <w:t xml:space="preserve">Our approach will be to </w:t>
+      </w:r>
+      <w:r>
+        <w:rPr>
+          <w:b w:val="0"/>
+          <w:bCs w:val="0"/>
+          <w:color w:val="000000" w:themeColor="text1"/>
+          <w:sz w:val="20"/>
+          <w:szCs w:val="20"/>
+        </w:rPr>
+        <w:t>trained machine learning</w:t>
+      </w:r>
+      <w:r>
+        <w:rPr>
+          <w:b w:val="0"/>
+          <w:bCs w:val="0"/>
+          <w:color w:val="000000" w:themeColor="text1"/>
+          <w:sz w:val="20"/>
+          <w:szCs w:val="20"/>
+        </w:rPr>
+        <w:t xml:space="preserve"> models using sales data for a subset of </w:t>
+      </w:r>
+      <w:proofErr w:type="gramStart"/>
+      <w:r>
+        <w:rPr>
+          <w:b w:val="0"/>
+          <w:bCs w:val="0"/>
+          <w:color w:val="000000" w:themeColor="text1"/>
+          <w:sz w:val="20"/>
+          <w:szCs w:val="20"/>
+        </w:rPr>
+        <w:t>products</w:t>
+      </w:r>
+      <w:r>
+        <w:rPr>
+          <w:b w:val="0"/>
+          <w:bCs w:val="0"/>
+          <w:color w:val="000000" w:themeColor="text1"/>
+          <w:sz w:val="20"/>
+          <w:szCs w:val="20"/>
+        </w:rPr>
+        <w:t>,</w:t>
+      </w:r>
+      <w:r>
+        <w:rPr>
+          <w:b w:val="0"/>
+          <w:bCs w:val="0"/>
+          <w:color w:val="000000" w:themeColor="text1"/>
+          <w:sz w:val="20"/>
+          <w:szCs w:val="20"/>
+        </w:rPr>
+        <w:t xml:space="preserve"> and</w:t>
+      </w:r>
+      <w:proofErr w:type="gramEnd"/>
+      <w:r>
+        <w:rPr>
+          <w:b w:val="0"/>
+          <w:bCs w:val="0"/>
+          <w:color w:val="000000" w:themeColor="text1"/>
+          <w:sz w:val="20"/>
+          <w:szCs w:val="20"/>
+        </w:rPr>
+        <w:t xml:space="preserve"> </w:t>
+      </w:r>
+      <w:r>
+        <w:rPr>
+          <w:b w:val="0"/>
+          <w:bCs w:val="0"/>
+          <w:color w:val="000000" w:themeColor="text1"/>
+          <w:sz w:val="20"/>
+          <w:szCs w:val="20"/>
+        </w:rPr>
+        <w:t xml:space="preserve">then use the trained model to </w:t>
+      </w:r>
+      <w:r>
+        <w:rPr>
+          <w:b w:val="0"/>
+          <w:bCs w:val="0"/>
+          <w:color w:val="000000" w:themeColor="text1"/>
+          <w:sz w:val="20"/>
+          <w:szCs w:val="20"/>
+        </w:rPr>
+        <w:t>predict sales for a set of out-of-sample test products.</w:t>
       </w:r>
       <w:r>
         <w:rPr>
@@ -242,27 +364,17 @@
           <w:sz w:val="20"/>
           <w:szCs w:val="20"/>
         </w:rPr>
-        <w:t xml:space="preserve">Build </w:t>
-      </w:r>
-      <w:r>
-        <w:rPr>
-          <w:b w:val="0"/>
-          <w:bCs w:val="0"/>
-          <w:color w:val="000000" w:themeColor="text1"/>
-          <w:sz w:val="20"/>
-          <w:szCs w:val="20"/>
-        </w:rPr>
-        <w:t xml:space="preserve">regression </w:t>
-      </w:r>
-      <w:r>
-        <w:rPr>
-          <w:b w:val="0"/>
-          <w:bCs w:val="0"/>
-          <w:color w:val="000000" w:themeColor="text1"/>
-          <w:sz w:val="20"/>
-          <w:szCs w:val="20"/>
-        </w:rPr>
-        <w:t xml:space="preserve">models using the </w:t>
+        <w:t>Explore the</w:t>
+      </w:r>
+      <w:r>
+        <w:rPr>
+          <w:b w:val="0"/>
+          <w:bCs w:val="0"/>
+          <w:color w:val="000000" w:themeColor="text1"/>
+          <w:sz w:val="20"/>
+          <w:szCs w:val="20"/>
+        </w:rPr>
+        <w:t xml:space="preserve"> </w:t>
       </w:r>
       <w:hyperlink r:id="rId5" w:history="1">
         <w:r>
@@ -366,15 +478,27 @@
         </w:rPr>
         <w:t xml:space="preserve">responses to </w:t>
       </w:r>
-      <w:r>
-        <w:rPr>
-          <w:b w:val="0"/>
-          <w:bCs w:val="0"/>
-          <w:color w:val="000000" w:themeColor="text1"/>
-          <w:sz w:val="20"/>
-          <w:szCs w:val="20"/>
-        </w:rPr>
-        <w:t>BruinLearn as a PDF</w:t>
+      <w:proofErr w:type="spellStart"/>
+      <w:r>
+        <w:rPr>
+          <w:b w:val="0"/>
+          <w:bCs w:val="0"/>
+          <w:color w:val="000000" w:themeColor="text1"/>
+          <w:sz w:val="20"/>
+          <w:szCs w:val="20"/>
+        </w:rPr>
+        <w:t>BruinLearn</w:t>
+      </w:r>
+      <w:proofErr w:type="spellEnd"/>
+      <w:r>
+        <w:rPr>
+          <w:b w:val="0"/>
+          <w:bCs w:val="0"/>
+          <w:color w:val="000000" w:themeColor="text1"/>
+          <w:sz w:val="20"/>
+          <w:szCs w:val="20"/>
+        </w:rPr>
+        <w:t xml:space="preserve"> as a PDF</w:t>
       </w:r>
       <w:r>
         <w:rPr>
@@ -394,7 +518,17 @@
           <w:sz w:val="20"/>
           <w:szCs w:val="20"/>
         </w:rPr>
-        <w:t>class.</w:t>
+        <w:t>the day</w:t>
+      </w:r>
+      <w:r>
+        <w:rPr>
+          <w:b w:val="0"/>
+          <w:bCs w:val="0"/>
+          <w:color w:val="000000" w:themeColor="text1"/>
+          <w:sz w:val="20"/>
+          <w:szCs w:val="20"/>
+        </w:rPr>
+        <w:t>.</w:t>
       </w:r>
     </w:p>
     <w:p>
@@ -498,7 +632,27 @@
           <w:sz w:val="20"/>
           <w:szCs w:val="20"/>
         </w:rPr>
-        <w:t xml:space="preserve"> for the “Coat” product category.</w:t>
+        <w:t xml:space="preserve"> for the “</w:t>
+      </w:r>
+      <w:r>
+        <w:rPr>
+          <w:b w:val="0"/>
+          <w:bCs w:val="0"/>
+          <w:color w:val="000000" w:themeColor="text1"/>
+          <w:sz w:val="20"/>
+          <w:szCs w:val="20"/>
+        </w:rPr>
+        <w:t>Dress</w:t>
+      </w:r>
+      <w:r>
+        <w:rPr>
+          <w:b w:val="0"/>
+          <w:bCs w:val="0"/>
+          <w:color w:val="000000" w:themeColor="text1"/>
+          <w:sz w:val="20"/>
+          <w:szCs w:val="20"/>
+        </w:rPr>
+        <w:t>” product category.</w:t>
       </w:r>
       <w:r>
         <w:rPr>
@@ -820,7 +974,27 @@
           <w:sz w:val="20"/>
           <w:szCs w:val="20"/>
         </w:rPr>
-        <w:t>, again focusing on the “Coat” category</w:t>
+        <w:t>, again focusing on the “</w:t>
+      </w:r>
+      <w:r>
+        <w:rPr>
+          <w:b w:val="0"/>
+          <w:bCs w:val="0"/>
+          <w:color w:val="000000" w:themeColor="text1"/>
+          <w:sz w:val="20"/>
+          <w:szCs w:val="20"/>
+        </w:rPr>
+        <w:t>Dress</w:t>
+      </w:r>
+      <w:r>
+        <w:rPr>
+          <w:b w:val="0"/>
+          <w:bCs w:val="0"/>
+          <w:color w:val="000000" w:themeColor="text1"/>
+          <w:sz w:val="20"/>
+          <w:szCs w:val="20"/>
+        </w:rPr>
+        <w:t>” category</w:t>
       </w:r>
       <w:r>
         <w:rPr>
@@ -899,7 +1073,18 @@
           <w:sz w:val="20"/>
           <w:szCs w:val="20"/>
         </w:rPr>
-        <w:t>Next, pick a regularization scheme (Lasso, Ridge, or Elastic</w:t>
+        <w:t xml:space="preserve">Next, pick a regularization scheme (Lasso, Ridge, or </w:t>
+      </w:r>
+      <w:proofErr w:type="spellStart"/>
+      <w:r>
+        <w:rPr>
+          <w:b w:val="0"/>
+          <w:bCs w:val="0"/>
+          <w:color w:val="000000" w:themeColor="text1"/>
+          <w:sz w:val="20"/>
+          <w:szCs w:val="20"/>
+        </w:rPr>
+        <w:t>Elastic</w:t>
       </w:r>
       <w:r>
         <w:rPr>
@@ -911,6 +1096,7 @@
         </w:rPr>
         <w:t>Net</w:t>
       </w:r>
+      <w:proofErr w:type="spellEnd"/>
       <w:r>
         <w:rPr>
           <w:b w:val="0"/>

--- a/Assignments/Week1_Assignment.docx
+++ b/Assignments/Week1_Assignment.docx
@@ -50,14 +50,7 @@
           <w:szCs w:val="32"/>
         </w:rPr>
         <w:br/>
-        <w:t>Linear Regression</w:t>
-      </w:r>
-      <w:r>
-        <w:rPr>
-          <w:sz w:val="32"/>
-          <w:szCs w:val="32"/>
-        </w:rPr>
-        <w:t>, Feature Engineering, and Regularization</w:t>
+        <w:t>Linear Regression, Feature Engineering, and Regularization</w:t>
       </w:r>
     </w:p>
     <w:p>
@@ -93,25 +86,7 @@
           <w:szCs w:val="20"/>
         </w:rPr>
         <w:t xml:space="preserve"> This assignment focuses on predicting monthly sales for different products at the retailing giant H&amp;M. In the dataset, each row is a “product-month” of sales at a single large H&amp;M location. Our approach will be to trained machine learning models using sales data for a subset of products, and then use the trained model to predict sales for a set of out-of-sample test products.</w:t>
-      </w:r>
-      <w:r>
-        <w:rPr>
-          <w:b w:val="0"/>
-          <w:bCs w:val="0"/>
-          <w:color w:val="000000" w:themeColor="text1"/>
-          <w:sz w:val="20"/>
-          <w:szCs w:val="20"/>
-        </w:rPr>
         <w:br/>
-      </w:r>
-      <w:r>
-        <w:rPr>
-          <w:b w:val="0"/>
-          <w:bCs w:val="0"/>
-          <w:color w:val="000000" w:themeColor="text1"/>
-          <w:sz w:val="20"/>
-          <w:szCs w:val="20"/>
-        </w:rPr>
         <w:br/>
         <w:t xml:space="preserve">Explore the </w:t>
       </w:r>
@@ -124,27 +99,7 @@
             <w:sz w:val="20"/>
             <w:szCs w:val="20"/>
           </w:rPr>
-          <w:t>Week 1 we</w:t>
-        </w:r>
-        <w:r>
-          <w:rPr>
-            <w:rStyle w:val="Hyperlink"/>
-            <w:b w:val="0"/>
-            <w:bCs w:val="0"/>
-            <w:sz w:val="20"/>
-            <w:szCs w:val="20"/>
-          </w:rPr>
-          <w:t>b</w:t>
-        </w:r>
-        <w:r>
-          <w:rPr>
-            <w:rStyle w:val="Hyperlink"/>
-            <w:b w:val="0"/>
-            <w:bCs w:val="0"/>
-            <w:sz w:val="20"/>
-            <w:szCs w:val="20"/>
-          </w:rPr>
-          <w:t xml:space="preserve"> app</w:t>
+          <w:t>Week 1 web app</w:t>
         </w:r>
       </w:hyperlink>
       <w:r>
@@ -202,7 +157,7 @@
           <w:sz w:val="20"/>
           <w:szCs w:val="20"/>
         </w:rPr>
-        <w:t xml:space="preserve"> Build an OLS regression model (no regularization) to predict sales for the “Sweater” product category. Use only “Price” as a feature. What mean absolute error (MAE) do you observe on the test set? Note: The units for predictions and errors are both “items sold per month”.</w:t>
+        <w:t xml:space="preserve"> Build an OLS regression model (no regularization) to predict sales for the “Hoodie” product category. Use only “Price” as a feature. What mean absolute error (MAE) do you observe on the test set? Note: The units for predictions and errors are both “items sold per month”.</w:t>
       </w:r>
     </w:p>
     <w:p>
@@ -271,7 +226,7 @@
           <w:sz w:val="20"/>
           <w:szCs w:val="20"/>
         </w:rPr>
-        <w:t>Staying with the “Sweater” category, add a handful of color or pattern indicator variables to your Price-only model. Does the training MAE improve? Does the test MAE improve? What does this tell you about the informativeness of these product-attribute variables for predicting sales?</w:t>
+        <w:t>Staying with the “Hoodie” category, add a handful of color or pattern indicator variables to your Price-only model. Does the training MAE improve? Does the test MAE improve? What does this tell you about the informativeness of these product-attribute variables for predicting sales?</w:t>
       </w:r>
     </w:p>
     <w:p>
@@ -431,7 +386,7 @@
           <w:sz w:val="20"/>
           <w:szCs w:val="20"/>
         </w:rPr>
-        <w:t xml:space="preserve">Pick a regularization scheme (Lasso, Ridge, or ElasticNet) and re-train your model for “Sweater” using </w:t>
+        <w:t xml:space="preserve">Pick a regularization scheme (Lasso, Ridge, or ElasticNet) and re-train your model for “Hoodie” using </w:t>
       </w:r>
       <w:r>
         <w:rPr>
@@ -450,15 +405,6 @@
           <w:szCs w:val="20"/>
         </w:rPr>
         <w:t xml:space="preserve"> available variables. Use cross-validation (CV) to tune the regularization parameter(s). Report your CV MAE, test MAE, and the number of non-zero coefficients chosen by the model. How does performance compare to your model from Question 3?</w:t>
-      </w:r>
-      <w:r>
-        <w:rPr>
-          <w:b w:val="0"/>
-          <w:bCs w:val="0"/>
-          <w:color w:val="000000" w:themeColor="text1"/>
-          <w:sz w:val="20"/>
-          <w:szCs w:val="20"/>
-        </w:rPr>
         <w:br/>
       </w:r>
     </w:p>
@@ -527,15 +473,6 @@
           <w:szCs w:val="20"/>
         </w:rPr>
         <w:br/>
-      </w:r>
-      <w:r>
-        <w:rPr>
-          <w:b w:val="0"/>
-          <w:bCs w:val="0"/>
-          <w:color w:val="000000" w:themeColor="text1"/>
-          <w:sz w:val="20"/>
-          <w:szCs w:val="20"/>
-        </w:rPr>
         <w:br/>
       </w:r>
       <w:r>
@@ -553,7 +490,7 @@
           <w:sz w:val="20"/>
           <w:szCs w:val="20"/>
         </w:rPr>
-        <w:t>Suppose H&amp;M is planning to launch a brand-new item in the “Sweater” product category. Maximizing revenue for the new item requires accurate sales predictions, so H&amp;M can make strategic inventory decisions accordingly.</w:t>
+        <w:t>Suppose H&amp;M is planning to launch a brand-new item in the “Hoodie” product category. Maximizing revenue for the new item requires accurate sales predictions, so H&amp;M can make strategic inventory decisions accordingly.</w:t>
       </w:r>
       <w:r>
         <w:rPr>

--- a/Assignments/Week1_Assignment.docx
+++ b/Assignments/Week1_Assignment.docx
@@ -86,7 +86,25 @@
           <w:szCs w:val="20"/>
         </w:rPr>
         <w:t xml:space="preserve"> This assignment focuses on predicting monthly sales for different products at the retailing giant H&amp;M. In the dataset, each row is a “product-month” of sales at a single large H&amp;M location. Our approach will be to trained machine learning models using sales data for a subset of products, and then use the trained model to predict sales for a set of out-of-sample test products.</w:t>
+      </w:r>
+      <w:r>
+        <w:rPr>
+          <w:b w:val="0"/>
+          <w:bCs w:val="0"/>
+          <w:color w:val="000000" w:themeColor="text1"/>
+          <w:sz w:val="20"/>
+          <w:szCs w:val="20"/>
+        </w:rPr>
         <w:br/>
+      </w:r>
+      <w:r>
+        <w:rPr>
+          <w:b w:val="0"/>
+          <w:bCs w:val="0"/>
+          <w:color w:val="000000" w:themeColor="text1"/>
+          <w:sz w:val="20"/>
+          <w:szCs w:val="20"/>
+        </w:rPr>
         <w:br/>
         <w:t xml:space="preserve">Explore the </w:t>
       </w:r>
@@ -405,6 +423,15 @@
           <w:szCs w:val="20"/>
         </w:rPr>
         <w:t xml:space="preserve"> available variables. Use cross-validation (CV) to tune the regularization parameter(s). Report your CV MAE, test MAE, and the number of non-zero coefficients chosen by the model. How does performance compare to your model from Question 3?</w:t>
+      </w:r>
+      <w:r>
+        <w:rPr>
+          <w:b w:val="0"/>
+          <w:bCs w:val="0"/>
+          <w:color w:val="000000" w:themeColor="text1"/>
+          <w:sz w:val="20"/>
+          <w:szCs w:val="20"/>
+        </w:rPr>
         <w:br/>
       </w:r>
     </w:p>
@@ -473,6 +500,15 @@
           <w:szCs w:val="20"/>
         </w:rPr>
         <w:br/>
+      </w:r>
+      <w:r>
+        <w:rPr>
+          <w:b w:val="0"/>
+          <w:bCs w:val="0"/>
+          <w:color w:val="000000" w:themeColor="text1"/>
+          <w:sz w:val="20"/>
+          <w:szCs w:val="20"/>
+        </w:rPr>
         <w:br/>
       </w:r>
       <w:r>

--- a/Assignments/Week1_Assignment.docx
+++ b/Assignments/Week1_Assignment.docx
@@ -128,7 +128,27 @@
           <w:sz w:val="20"/>
           <w:szCs w:val="20"/>
         </w:rPr>
-        <w:t xml:space="preserve"> and answer the questions below. Stick to 2-3 sentences maximum per question. Upload your responses to BruinLearn as a PDF by the end of the day. Grading will be primarily based on completion.</w:t>
+        <w:t xml:space="preserve"> and answer the questions below. Stick to 3 sentences maximum per question. Upload your responses to BruinLearn as a PDF by the end of the day</w:t>
+      </w:r>
+      <w:r>
+        <w:rPr>
+          <w:b w:val="0"/>
+          <w:bCs w:val="0"/>
+          <w:color w:val="000000" w:themeColor="text1"/>
+          <w:sz w:val="20"/>
+          <w:szCs w:val="20"/>
+        </w:rPr>
+        <w:t xml:space="preserve"> (11:59pm PT)</w:t>
+      </w:r>
+      <w:r>
+        <w:rPr>
+          <w:b w:val="0"/>
+          <w:bCs w:val="0"/>
+          <w:color w:val="000000" w:themeColor="text1"/>
+          <w:sz w:val="20"/>
+          <w:szCs w:val="20"/>
+        </w:rPr>
+        <w:t xml:space="preserve">. </w:t>
       </w:r>
     </w:p>
     <w:p>
@@ -175,7 +195,37 @@
           <w:sz w:val="20"/>
           <w:szCs w:val="20"/>
         </w:rPr>
-        <w:t xml:space="preserve"> Build an OLS regression model (no regularization) to predict sales for the “Hoodie” product category. Use only “Price” as a feature. What mean absolute error (MAE) do you observe on the test set? Note: The units for predictions and errors are both “items sold per month”.</w:t>
+        <w:t xml:space="preserve"> Build an OLS regression model (no regularization) to predict sales for the “Hoodie” product category. Use only “Price” as a feature. What mean absolute error (MAE) do you observe on the test set? </w:t>
+      </w:r>
+      <w:r>
+        <w:rPr>
+          <w:b w:val="0"/>
+          <w:bCs w:val="0"/>
+          <w:color w:val="000000" w:themeColor="text1"/>
+          <w:sz w:val="20"/>
+          <w:szCs w:val="20"/>
+        </w:rPr>
+        <w:t>(</w:t>
+      </w:r>
+      <w:r>
+        <w:rPr>
+          <w:b w:val="0"/>
+          <w:bCs w:val="0"/>
+          <w:color w:val="000000" w:themeColor="text1"/>
+          <w:sz w:val="20"/>
+          <w:szCs w:val="20"/>
+        </w:rPr>
+        <w:t>Note: The units for predictions and errors are both “items sold per month”.</w:t>
+      </w:r>
+      <w:r>
+        <w:rPr>
+          <w:b w:val="0"/>
+          <w:bCs w:val="0"/>
+          <w:color w:val="000000" w:themeColor="text1"/>
+          <w:sz w:val="20"/>
+          <w:szCs w:val="20"/>
+        </w:rPr>
+        <w:t>)</w:t>
       </w:r>
     </w:p>
     <w:p>
@@ -244,7 +294,59 @@
           <w:sz w:val="20"/>
           <w:szCs w:val="20"/>
         </w:rPr>
-        <w:t>Staying with the “Hoodie” category, add a handful of color or pattern indicator variables to your Price-only model. Does the training MAE improve? Does the test MAE improve? What does this tell you about the informativeness of these product-attribute variables for predicting sales?</w:t>
+        <w:t>Staying with the “Hoodie” category, add a handful of color or pattern indicator variables</w:t>
+      </w:r>
+      <w:r>
+        <w:rPr>
+          <w:b w:val="0"/>
+          <w:bCs w:val="0"/>
+          <w:color w:val="000000" w:themeColor="text1"/>
+          <w:sz w:val="20"/>
+          <w:szCs w:val="20"/>
+        </w:rPr>
+        <w:t xml:space="preserve"> of your choosing</w:t>
+      </w:r>
+      <w:r>
+        <w:rPr>
+          <w:b w:val="0"/>
+          <w:bCs w:val="0"/>
+          <w:color w:val="000000" w:themeColor="text1"/>
+          <w:sz w:val="20"/>
+          <w:szCs w:val="20"/>
+        </w:rPr>
+        <w:t xml:space="preserve"> to your Price-only model. Does the training MAE improve? Does the test MAE improve? What does this tell you about the informativeness of these product-attribute variables for predicting sales</w:t>
+      </w:r>
+      <w:r>
+        <w:rPr>
+          <w:b w:val="0"/>
+          <w:bCs w:val="0"/>
+          <w:color w:val="000000" w:themeColor="text1"/>
+          <w:sz w:val="20"/>
+          <w:szCs w:val="20"/>
+        </w:rPr>
+        <w:t xml:space="preserve"> on this </w:t>
+      </w:r>
+      <w:proofErr w:type="gramStart"/>
+      <w:r>
+        <w:rPr>
+          <w:b w:val="0"/>
+          <w:bCs w:val="0"/>
+          <w:color w:val="000000" w:themeColor="text1"/>
+          <w:sz w:val="20"/>
+          <w:szCs w:val="20"/>
+        </w:rPr>
+        <w:t>particular dataset</w:t>
+      </w:r>
+      <w:proofErr w:type="gramEnd"/>
+      <w:r>
+        <w:rPr>
+          <w:b w:val="0"/>
+          <w:bCs w:val="0"/>
+          <w:color w:val="000000" w:themeColor="text1"/>
+          <w:sz w:val="20"/>
+          <w:szCs w:val="20"/>
+        </w:rPr>
+        <w:t>?</w:t>
       </w:r>
     </w:p>
     <w:p>
@@ -327,7 +429,17 @@
           <w:sz w:val="20"/>
           <w:szCs w:val="20"/>
         </w:rPr>
-        <w:t>Now add “Lag 1” (last month’s sales) to your model from Question 2. What happens to the test MAE? Why do you think lagged sales is such a powerful predictor compared to the color and pattern features you chose in Question 2?</w:t>
+        <w:t xml:space="preserve">Now add “Lag 1” (last month’s sales) to your model from Question 2. What happens to the test MAE? </w:t>
+      </w:r>
+      <w:r>
+        <w:rPr>
+          <w:b w:val="0"/>
+          <w:bCs w:val="0"/>
+          <w:color w:val="000000" w:themeColor="text1"/>
+          <w:sz w:val="20"/>
+          <w:szCs w:val="20"/>
+        </w:rPr>
+        <w:t>If you observe a change in the test MAE, briefly explain why you think this occurs.</w:t>
       </w:r>
     </w:p>
     <w:p>
@@ -422,7 +534,47 @@
           <w:sz w:val="20"/>
           <w:szCs w:val="20"/>
         </w:rPr>
-        <w:t xml:space="preserve"> available variables. Use cross-validation (CV) to tune the regularization parameter(s). Report your CV MAE, test MAE, and the number of non-zero coefficients chosen by the model. How does performance compare to your model from Question 3?</w:t>
+        <w:t xml:space="preserve"> available variables. Use cross-validation (CV) to tune the regularization parameter(s). Report your CV MAE, test MAE, and the number of non-zero coefficients chosen by the model</w:t>
+      </w:r>
+      <w:r>
+        <w:rPr>
+          <w:b w:val="0"/>
+          <w:bCs w:val="0"/>
+          <w:color w:val="000000" w:themeColor="text1"/>
+          <w:sz w:val="20"/>
+          <w:szCs w:val="20"/>
+        </w:rPr>
+        <w:t xml:space="preserve"> by reading them off the plots</w:t>
+      </w:r>
+      <w:r>
+        <w:rPr>
+          <w:b w:val="0"/>
+          <w:bCs w:val="0"/>
+          <w:color w:val="000000" w:themeColor="text1"/>
+          <w:sz w:val="20"/>
+          <w:szCs w:val="20"/>
+        </w:rPr>
+        <w:t xml:space="preserve">. How does </w:t>
+      </w:r>
+      <w:r>
+        <w:rPr>
+          <w:b w:val="0"/>
+          <w:bCs w:val="0"/>
+          <w:color w:val="000000" w:themeColor="text1"/>
+          <w:sz w:val="20"/>
+          <w:szCs w:val="20"/>
+        </w:rPr>
+        <w:t xml:space="preserve">test MAE </w:t>
+      </w:r>
+      <w:r>
+        <w:rPr>
+          <w:b w:val="0"/>
+          <w:bCs w:val="0"/>
+          <w:color w:val="000000" w:themeColor="text1"/>
+          <w:sz w:val="20"/>
+          <w:szCs w:val="20"/>
+        </w:rPr>
+        <w:t>performance compare to your model from Question 3?</w:t>
       </w:r>
       <w:r>
         <w:rPr>
@@ -544,7 +696,47 @@
           <w:sz w:val="20"/>
           <w:szCs w:val="20"/>
         </w:rPr>
-        <w:t>What is a potential limitation of the machine learning framework considered in this assignment for predicting sales in the first month for the new item? What other feature data would you want to collect that might improve the model’s predictive accuracy?</w:t>
+        <w:t xml:space="preserve">What is a potential limitation of the machine learning framework considered in this assignment for predicting sales in the first month for the new item? What other feature data </w:t>
+      </w:r>
+      <w:r>
+        <w:rPr>
+          <w:b w:val="0"/>
+          <w:bCs w:val="0"/>
+          <w:color w:val="000000" w:themeColor="text1"/>
+          <w:sz w:val="20"/>
+          <w:szCs w:val="20"/>
+        </w:rPr>
+        <w:t>might</w:t>
+      </w:r>
+      <w:r>
+        <w:rPr>
+          <w:b w:val="0"/>
+          <w:bCs w:val="0"/>
+          <w:color w:val="000000" w:themeColor="text1"/>
+          <w:sz w:val="20"/>
+          <w:szCs w:val="20"/>
+        </w:rPr>
+        <w:t xml:space="preserve"> you want to collect </w:t>
+      </w:r>
+      <w:r>
+        <w:rPr>
+          <w:b w:val="0"/>
+          <w:bCs w:val="0"/>
+          <w:color w:val="000000" w:themeColor="text1"/>
+          <w:sz w:val="20"/>
+          <w:szCs w:val="20"/>
+        </w:rPr>
+        <w:t xml:space="preserve">to </w:t>
+      </w:r>
+      <w:r>
+        <w:rPr>
+          <w:b w:val="0"/>
+          <w:bCs w:val="0"/>
+          <w:color w:val="000000" w:themeColor="text1"/>
+          <w:sz w:val="20"/>
+          <w:szCs w:val="20"/>
+        </w:rPr>
+        <w:t>improve the model’s predictive accuracy?</w:t>
       </w:r>
     </w:p>
     <w:sectPr>

--- a/Assignments/Week1_Assignment.docx
+++ b/Assignments/Week1_Assignment.docx
@@ -138,7 +138,58 @@
           <w:sz w:val="20"/>
           <w:szCs w:val="20"/>
         </w:rPr>
-        <w:t xml:space="preserve"> (11:59pm PT)</w:t>
+        <w:t xml:space="preserve"> (</w:t>
+      </w:r>
+      <w:r>
+        <w:rPr>
+          <w:b w:val="0"/>
+          <w:bCs w:val="0"/>
+          <w:color w:val="000000" w:themeColor="text1"/>
+          <w:sz w:val="20"/>
+          <w:szCs w:val="20"/>
+        </w:rPr>
+        <w:t>March 30</w:t>
+      </w:r>
+      <w:r>
+        <w:rPr>
+          <w:b w:val="0"/>
+          <w:bCs w:val="0"/>
+          <w:color w:val="000000" w:themeColor="text1"/>
+          <w:sz w:val="20"/>
+          <w:szCs w:val="20"/>
+          <w:vertAlign w:val="superscript"/>
+        </w:rPr>
+        <w:t>th</w:t>
+      </w:r>
+      <w:r>
+        <w:rPr>
+          <w:b w:val="0"/>
+          <w:bCs w:val="0"/>
+          <w:color w:val="000000" w:themeColor="text1"/>
+          <w:sz w:val="20"/>
+          <w:szCs w:val="20"/>
+        </w:rPr>
+        <w:t xml:space="preserve">, </w:t>
+      </w:r>
+      <w:r>
+        <w:rPr>
+          <w:b w:val="0"/>
+          <w:bCs w:val="0"/>
+          <w:color w:val="000000" w:themeColor="text1"/>
+          <w:sz w:val="20"/>
+          <w:szCs w:val="20"/>
+        </w:rPr>
+        <w:t>5:00</w:t>
+      </w:r>
+      <w:r>
+        <w:rPr>
+          <w:b w:val="0"/>
+          <w:bCs w:val="0"/>
+          <w:color w:val="000000" w:themeColor="text1"/>
+          <w:sz w:val="20"/>
+          <w:szCs w:val="20"/>
+        </w:rPr>
+        <w:t>pm PT)</w:t>
       </w:r>
       <w:r>
         <w:rPr>

--- a/Assignments/Week1_Assignment.docx
+++ b/Assignments/Week1_Assignment.docx
@@ -51,6 +51,25 @@
         </w:rPr>
         <w:br/>
         <w:t>Linear Regression, Feature Engineering, and Regularization</w:t>
+      </w:r>
+      <w:r>
+        <w:rPr>
+          <w:sz w:val="32"/>
+          <w:szCs w:val="32"/>
+        </w:rPr>
+        <w:br/>
+      </w:r>
+      <w:r>
+        <w:rPr>
+          <w:b w:val="0"/>
+          <w:bCs w:val="0"/>
+          <w:i/>
+          <w:iCs/>
+          <w:color w:val="000000" w:themeColor="text1"/>
+          <w:sz w:val="22"/>
+          <w:szCs w:val="22"/>
+        </w:rPr>
+        <w:t>Demand Forecasting at H&amp;M</w:t>
       </w:r>
     </w:p>
     <w:p>
@@ -375,20 +394,8 @@
           <w:sz w:val="20"/>
           <w:szCs w:val="20"/>
         </w:rPr>
-        <w:t xml:space="preserve"> on this </w:t>
-      </w:r>
-      <w:proofErr w:type="gramStart"/>
-      <w:r>
-        <w:rPr>
-          <w:b w:val="0"/>
-          <w:bCs w:val="0"/>
-          <w:color w:val="000000" w:themeColor="text1"/>
-          <w:sz w:val="20"/>
-          <w:szCs w:val="20"/>
-        </w:rPr>
-        <w:t>particular dataset</w:t>
-      </w:r>
-      <w:proofErr w:type="gramEnd"/>
+        <w:t xml:space="preserve"> on this particular dataset</w:t>
+      </w:r>
       <w:r>
         <w:rPr>
           <w:b w:val="0"/>
